--- a/docs/Rukovodstvo-dlya-zakazchika.docx
+++ b/docs/Rukovodstvo-dlya-zakazchika.docx
@@ -767,8 +767,8 @@
       </w:r>
     </w:p>
     <w:sectPr>
-      <w:pgSz w:w="4689" w:h="6627"/>
-      <w:pgMar w:top="1440" w:right="1800" w:bottom="1440" w:left="1800" w:header="720" w:footer="720" w:gutter="0"/>
+      <w:pgSz w:w="11906" w:h="16838"/>
+      <w:pgMar w:top="1134" w:right="1134" w:bottom="1134" w:left="1134" w:header="720" w:footer="720" w:gutter="0"/>
       <w:cols w:space="720"/>
       <w:docGrid w:linePitch="360"/>
     </w:sectPr>

--- a/docs/Rukovodstvo-dlya-zakazchika.docx
+++ b/docs/Rukovodstvo-dlya-zakazchika.docx
@@ -20,7 +20,7 @@
           <w:i/>
           <w:sz w:val="24"/>
         </w:rPr>
-        <w:t>Для заказчика: как устроен сайт, что в нём особенного и как им пользоваться</w:t>
+        <w:t>Для заказчика: панель /staff, разделы сайта и скриншоты витрины</w:t>
         <w:br/>
         <w:t>(без технических терминов веб-разработки)</w:t>
       </w:r>
@@ -40,7 +40,7 @@
           <w:b w:val="0"/>
           <w:sz w:val="22"/>
         </w:rPr>
-        <w:t>Документ написан простым языком. Вам не нужно разбираться в программировании, хостинге и базах данных — достаточно понимать, что видит посетитель и как с сайтом взаимодействовать.</w:t>
+        <w:t>Документ написан простым языком. Вам не нужно разбираться в программировании, хостинге и базах данных — достаточно понимать, как пользоваться рабочей панелью и что видит клиент на сайте.</w:t>
       </w:r>
     </w:p>
     <w:p>
@@ -48,7 +48,7 @@
         <w:pStyle w:val="Heading1"/>
       </w:pPr>
       <w:r>
-        <w:t>2. Что это за сайт</w:t>
+        <w:t>2. Рабочая панель для сотрудников (/staff)</w:t>
       </w:r>
     </w:p>
     <w:p>
@@ -57,15 +57,7 @@
           <w:b w:val="0"/>
           <w:sz w:val="22"/>
         </w:rPr>
-        <w:t>Это витрина компании: рассказывает о продукции, показывает примеры работ, помогает оставить заявку или оформить заказ. Сайт одинаково удобно открывать с компьютера и с телефона.</w:t>
-      </w:r>
-    </w:p>
-    <w:p>
-      <w:pPr>
-        <w:pStyle w:val="Heading1"/>
-      </w:pPr>
-      <w:r>
-        <w:t>3. Как открыть сайт</w:t>
+        <w:t>Для обновления каталога, заявок, отзывов и материалов сайта используется отдельная панель в браузере. Пример адреса: https://fabrika-tentov.ru/staff (у вас может быть тот же путь на вашем домене).</w:t>
       </w:r>
     </w:p>
     <w:p>
@@ -74,7 +66,7 @@
           <w:b w:val="0"/>
           <w:sz w:val="22"/>
         </w:rPr>
-        <w:t>Введите в браузере адрес сайта (как на визитке или в договоре) и нажмите Enter.</w:t>
+        <w:t>Вход: логин и пароль выдаёт исполнитель проекта. После входа слева открывается меню разделов; вверху можно выйти из системы или вернуться на главный экран панели.</w:t>
       </w:r>
     </w:p>
     <w:p>
@@ -83,7 +75,7 @@
           <w:b w:val="0"/>
           <w:sz w:val="22"/>
         </w:rPr>
-        <w:t>С телефона можно добавить страницу в закладки или на главный экран — как обычное приложение.</w:t>
+        <w:t>Важно: эта панель предназначена для каталога, заказов, контента и заявок. Сложные системные настройки, интеграции и учётные записи администраторов находятся в другой «технической» админке (обычно адрес вида /admin/) — её использует технический специалист.</w:t>
       </w:r>
     </w:p>
     <w:p>
@@ -91,7 +83,7 @@
         <w:pStyle w:val="Heading1"/>
       </w:pPr>
       <w:r>
-        <w:t>4. Основные разделы</w:t>
+        <w:t>3. Товары и категории каталога</w:t>
       </w:r>
     </w:p>
     <w:p>
@@ -100,7 +92,168 @@
           <w:b/>
           <w:sz w:val="22"/>
         </w:rPr>
-        <w:t>Обычно вверху страницы есть меню. Типичные пункты:</w:t>
+        <w:t>Категории</w:t>
+      </w:r>
+    </w:p>
+    <w:p>
+      <w:r>
+        <w:rPr>
+          <w:b w:val="0"/>
+          <w:sz w:val="22"/>
+        </w:rPr>
+        <w:t>В меню слева откройте раздел «Категории каталога». Здесь список разделов витрины. Кнопка создания добавляет новую категорию; у существующей строки нажмите значок карандаша, чтобы изменить название, описание, порядок показа или картинку.</w:t>
+      </w:r>
+    </w:p>
+    <w:p>
+      <w:r>
+        <w:rPr>
+          <w:b/>
+          <w:sz w:val="22"/>
+        </w:rPr>
+        <w:t>Новый товар</w:t>
+      </w:r>
+    </w:p>
+    <w:p>
+      <w:r>
+        <w:rPr>
+          <w:b w:val="0"/>
+          <w:sz w:val="22"/>
+        </w:rPr>
+        <w:t>Раздел «Товары» → кнопка создания новой записи. Заполните название, привязку к категории, описание, цену и прочие поля по подсказкам на экране. Сохраните запись — товар появится на сайте, если для него включён показ на витрине.</w:t>
+      </w:r>
+    </w:p>
+    <w:p>
+      <w:r>
+        <w:rPr>
+          <w:b/>
+          <w:sz w:val="22"/>
+        </w:rPr>
+        <w:t>Изменить существующий товар</w:t>
+      </w:r>
+    </w:p>
+    <w:p>
+      <w:r>
+        <w:rPr>
+          <w:b w:val="0"/>
+          <w:sz w:val="22"/>
+        </w:rPr>
+        <w:t>Список «Товары» → найдите строку с нужным названием → откройте её (карандаш или название). После правок нажмите «Сохранить». Фотографии товара, варианты (размеры, комплектации) и подробные характеристики часто задаются отдельными вкладками или связанными блоками внутри карточки товара — ориентируйтесь на заголовки полей.</w:t>
+      </w:r>
+    </w:p>
+    <w:p>
+      <w:pPr>
+        <w:pStyle w:val="Heading1"/>
+      </w:pPr>
+      <w:r>
+        <w:t>4. Акции на сайте (раздел «Акции» для покупателей)</w:t>
+      </w:r>
+    </w:p>
+    <w:p>
+      <w:r>
+        <w:rPr>
+          <w:b w:val="0"/>
+          <w:sz w:val="22"/>
+        </w:rPr>
+        <w:t>Страницы акций и их условия на витрине настраиваются в основной Django-админке, а не в панели /staff. Обычно это адрес вида https://fabrika-tentov.ru/admin/ — отдельный вход и права доступа. Если вам нужно самостоятельно вести акции, попросите исполнителя выдать учётную запись и короткую инструкцию по разделу «Акции».</w:t>
+      </w:r>
+    </w:p>
+    <w:p>
+      <w:pPr>
+        <w:pStyle w:val="Heading1"/>
+      </w:pPr>
+      <w:r>
+        <w:t>5. Отзывы</w:t>
+      </w:r>
+    </w:p>
+    <w:p>
+      <w:r>
+        <w:rPr>
+          <w:b w:val="0"/>
+          <w:sz w:val="22"/>
+        </w:rPr>
+        <w:t>Раздел «Отзывы» — полный список отзывов: можно добавить отзыв вручную или открыть существующий и изменить текст, рейтинг, фото, признак публикации на сайте.</w:t>
+      </w:r>
+    </w:p>
+    <w:p>
+      <w:r>
+        <w:rPr>
+          <w:b w:val="0"/>
+          <w:sz w:val="22"/>
+        </w:rPr>
+        <w:t>«Очередь модерации отзывов» — сюда попадают отзывы, оставленные посетителями с сайта до публикации. Просмотрите текст, примите решение: опубликовать или отклонить. Так вы контролируете, что уходит на витрину.</w:t>
+      </w:r>
+    </w:p>
+    <w:p>
+      <w:pPr>
+        <w:pStyle w:val="Heading1"/>
+      </w:pPr>
+      <w:r>
+        <w:t>6. Другие разделы панели /staff</w:t>
+      </w:r>
+    </w:p>
+    <w:p>
+      <w:pPr>
+        <w:pStyle w:val="ListBullet"/>
+      </w:pPr>
+      <w:r>
+        <w:t>«Главная страница» — блоки и тексты главной экрана сайта по разделам (откройте нужный блок и редактируйте поля).</w:t>
+      </w:r>
+    </w:p>
+    <w:p>
+      <w:pPr>
+        <w:pStyle w:val="ListBullet"/>
+      </w:pPr>
+      <w:r>
+        <w:t>«Блог» — статьи: создание, правка, снятие с публикации.</w:t>
+      </w:r>
+    </w:p>
+    <w:p>
+      <w:pPr>
+        <w:pStyle w:val="ListBullet"/>
+      </w:pPr>
+      <w:r>
+        <w:t>«Портфолио» — примеры работ с фото и описаниями.</w:t>
+      </w:r>
+    </w:p>
+    <w:p>
+      <w:pPr>
+        <w:pStyle w:val="ListBullet"/>
+      </w:pPr>
+      <w:r>
+        <w:t>«Заказы» — заказы покупателей: просмотр состава, статусов, комментариев для менеджера.</w:t>
+      </w:r>
+    </w:p>
+    <w:p>
+      <w:pPr>
+        <w:pStyle w:val="ListBullet"/>
+      </w:pPr>
+      <w:r>
+        <w:t>«Заявки: обратный звонок» и «Заявки: калькулятор» — обращения с форм сайта, их обработка.</w:t>
+      </w:r>
+    </w:p>
+    <w:p>
+      <w:pPr>
+        <w:pStyle w:val="ListBullet"/>
+      </w:pPr>
+      <w:r>
+        <w:t>«Профили покупателей» и «Адреса доставки» — справочная информация по клиентам при необходимости.</w:t>
+      </w:r>
+    </w:p>
+    <w:p>
+      <w:pPr>
+        <w:pStyle w:val="Heading1"/>
+      </w:pPr>
+      <w:r>
+        <w:t>7. Основные разделы сайта для посетителя</w:t>
+      </w:r>
+    </w:p>
+    <w:p>
+      <w:r>
+        <w:rPr>
+          <w:b/>
+          <w:sz w:val="22"/>
+        </w:rPr>
+        <w:t>В меню самого сайта для клиентов обычно доступно:</w:t>
       </w:r>
     </w:p>
     <w:p>
@@ -164,7 +317,7 @@
         <w:pStyle w:val="Heading1"/>
       </w:pPr>
       <w:r>
-        <w:t>5. Дизайн и «настроение» сайта</w:t>
+        <w:t>8. Дизайн и «настроение» сайта</w:t>
       </w:r>
     </w:p>
     <w:p>
@@ -190,7 +343,7 @@
         <w:pStyle w:val="Heading1"/>
       </w:pPr>
       <w:r>
-        <w:t>6. Полезные «фишки» для посетителя</w:t>
+        <w:t>9. Полезные возможности для посетителя сайта</w:t>
       </w:r>
     </w:p>
     <w:p>
@@ -238,7 +391,7 @@
         <w:pStyle w:val="Heading1"/>
       </w:pPr>
       <w:r>
-        <w:t>6а. Заказ, доставка и оплата (без технических подробностей)</w:t>
+        <w:t>10. Заказ, доставка и оплата (без технических подробностей)</w:t>
       </w:r>
     </w:p>
     <w:p>
@@ -264,7 +417,7 @@
         <w:pStyle w:val="Heading1"/>
       </w:pPr>
       <w:r>
-        <w:t>7. Скриншоты (как выглядит сайт)</w:t>
+        <w:t>11. Скриншоты (как выглядит сайт для клиента)</w:t>
       </w:r>
     </w:p>
     <w:p>
@@ -673,33 +826,7 @@
         <w:pStyle w:val="Heading1"/>
       </w:pPr>
       <w:r>
-        <w:t>8. Как меняется текст и картинки на сайте</w:t>
-      </w:r>
-    </w:p>
-    <w:p>
-      <w:r>
-        <w:rPr>
-          <w:b w:val="0"/>
-          <w:sz w:val="22"/>
-        </w:rPr>
-        <w:t>Товары, статьи блога, баннеры на главной, контакты и многое другое редактируются через «панель администратора» — это отдельный вход по логину и паролю, который выдаёт исполнитель. Работать в панели может сотрудник компании после короткого обучения; программист для смены текста или фотографии товара не обязателен.</w:t>
-      </w:r>
-    </w:p>
-    <w:p>
-      <w:r>
-        <w:rPr>
-          <w:b w:val="0"/>
-          <w:sz w:val="22"/>
-        </w:rPr>
-        <w:t>Если нужна крупная доработка логики или дизайна — это отдельная задача к подрядчику.</w:t>
-      </w:r>
-    </w:p>
-    <w:p>
-      <w:pPr>
-        <w:pStyle w:val="Heading1"/>
-      </w:pPr>
-      <w:r>
-        <w:t>9. Если что-то не работает</w:t>
+        <w:t>12. Если что-то не работает</w:t>
       </w:r>
     </w:p>
     <w:p>
@@ -716,7 +843,7 @@
         <w:pStyle w:val="Heading1"/>
       </w:pPr>
       <w:r>
-        <w:t>10. Краткий чек-лист для заказчика</w:t>
+        <w:t>13. Краткий чек-лист</w:t>
       </w:r>
     </w:p>
     <w:p>
@@ -749,6 +876,14 @@
       </w:pPr>
       <w:r>
         <w:t>Форма обратной связи и/или заказа доходит до ответственного сотрудника.</w:t>
+      </w:r>
+    </w:p>
+    <w:p>
+      <w:pPr>
+        <w:pStyle w:val="ListNumber"/>
+      </w:pPr>
+      <w:r>
+        <w:t>Панель /staff открывается под выданной учётной записью, товары и отзывы сохраняются без ошибок.</w:t>
       </w:r>
     </w:p>
     <w:p/>
